--- a/11 第十一章：婴儿鞋（修改稿）.docx
+++ b/11 第十一章：婴儿鞋（修改稿）.docx
@@ -284,7 +284,7 @@
           <w:b w:val="0"/>
           <w:sz w:val="24"/>
         </w:rPr>
-        <w:t>“动作快点。”耳麦里的声音透过三层中继和两层滤毒罐，变成一种扁平的电子合成音，“承重梁底下压着的先装大件袋，肢体归同一容器。”</w:t>
+        <w:t>“动作快点。”耳麦里传来宪兵队冷酷的催促，那声音透过三层中继和两层滤毒罐，变成一种扁平的电子合成音，“承重梁底下压着的先装大件袋，肢体归同一容器。”</w:t>
       </w:r>
     </w:p>
     <w:p>
@@ -629,7 +629,7 @@
           <w:b w:val="0"/>
           <w:sz w:val="24"/>
         </w:rPr>
-        <w:t>下一组，C-3区走廊中段。两个人，或者曾经是两个人。残留的衣物只能判断出一个穿白上衣，一个穿深裤。他们相距不到一米，一只手搭在另一个人的前臂附近。</w:t>
+        <w:t>下一组，C-3区走廊中段。两个人，一男一女，或者曾经是一男一女。残留的衣物只能判断出一个穿白上衣，一个穿深裤。他们相距不到一米，一只手搭在另一个人的前臂附近。</w:t>
       </w:r>
     </w:p>
     <w:p>
